--- a/Tumisang Sebego cse25-326 (WMD DOCUMENTATION).docx
+++ b/Tumisang Sebego cse25-326 (WMD DOCUMENTATION).docx
@@ -176,7 +176,19 @@
         <w:br/>
       </w:r>
       <w:r>
-        <w:t>Users are generally comfortable with technology and regularly use high-end smartphones and laptops. They expect fast-loading pages, smooth navigation, and modern user interface designs, and are unlikely to tolerate slow or poorly functioning websites. To meet these expectations, the site follows the "3-Click Rule"—a web design standard ensuring that any piece of information or product detail is accessible within three mouse clicks from the homepage, minimizing user frustration and mirroring the efficient, high-end service found in a physical luxury boutique.</w:t>
+        <w:t xml:space="preserve">Users are </w:t>
+      </w:r>
+      <w:r>
+        <w:t>comfortable</w:t>
+      </w:r>
+      <w:r>
+        <w:t xml:space="preserve"> with technology and </w:t>
+      </w:r>
+      <w:r>
+        <w:t>extensively use</w:t>
+      </w:r>
+      <w:r>
+        <w:t xml:space="preserve"> high-end smartphones and laptops. They expect fast-loading pages, smooth navigation, and modern user interface designs, and are unlikely to tolerate slow or poorly functioning websites. To meet these expectations, the site follows the "3-Click Rule"—a web design standard ensuring that any piece of information or product detail is accessible within three mouse clicks from the homepage, minimizing user frustration and mirroring the efficient, high-end service found in a physical luxury boutique.</w:t>
       </w:r>
     </w:p>
     <w:p>
@@ -229,7 +241,16 @@
     </w:p>
     <w:p>
       <w:r>
-        <w:t>Sanele Timepieces is designed as a boutique electronic catalogue combined with a brand storytelling platform. Its content includes:</w:t>
+        <w:t xml:space="preserve">Sanele Timepieces </w:t>
+      </w:r>
+      <w:r>
+        <w:t xml:space="preserve">offers </w:t>
+      </w:r>
+      <w:r>
+        <w:t>electronic</w:t>
+      </w:r>
+      <w:r>
+        <w:t xml:space="preserve"> catalogue combined with a brand storytelling platform. Its content includes:</w:t>
       </w:r>
     </w:p>
     <w:p>
@@ -345,7 +366,13 @@
     </w:p>
     <w:p>
       <w:r>
-        <w:t>The website follows a hierarchical and progressively structured approach to present information in a logical and understandable manner. Content is divided into major categories such as Products, Brand History, and Customer Care, allowing users to locate information easily without cognitive overload. The navigation is designed around the 3-click rule, ensuring a clear structure of pages with easy access to content, as required by professional UI standards.</w:t>
+        <w:t xml:space="preserve">The website follows a hierarchical and progressively structured approach to present information in a logical and understandable manner. Content is </w:t>
+      </w:r>
+      <w:r>
+        <w:t>sectioned</w:t>
+      </w:r>
+      <w:r>
+        <w:t xml:space="preserve"> into major categories such as Products, Brand History, and Customer Care, allowing users to locate information easily without cognitive overload. The navigation is designed around the 3-click rule, ensuring a clear structure of pages with easy access to content, as required by professional UI standards.</w:t>
       </w:r>
     </w:p>
     <w:p>
@@ -497,7 +524,1114 @@
       </w:r>
     </w:p>
     <w:p/>
+    <w:p>
+      <w:pPr>
+        <w:rPr>
+          <w:sz w:val="28"/>
+          <w:szCs w:val="28"/>
+        </w:rPr>
+      </w:pPr>
+      <w:r>
+        <w:rPr>
+          <w:b/>
+          <w:bCs/>
+          <w:sz w:val="28"/>
+          <w:szCs w:val="28"/>
+        </w:rPr>
+        <w:t xml:space="preserve">3. </w:t>
+      </w:r>
+      <w:r>
+        <w:rPr>
+          <w:b/>
+          <w:bCs/>
+          <w:sz w:val="28"/>
+          <w:szCs w:val="28"/>
+          <w:u w:val="single"/>
+        </w:rPr>
+        <w:t>Page Template Design</w:t>
+      </w:r>
+    </w:p>
+    <w:p>
+      <w:r>
+        <w:t>The website uses a master template (a single blueprint defining the common layout) to maintain consistency across all pages, which helps build user trust through visual familiarity.</w:t>
+      </w:r>
+    </w:p>
+    <w:p>
+      <w:pPr>
+        <w:numPr>
+          <w:ilvl w:val="0"/>
+          <w:numId w:val="3"/>
+        </w:numPr>
+      </w:pPr>
+      <w:r>
+        <w:rPr>
+          <w:b/>
+          <w:bCs/>
+        </w:rPr>
+        <w:t>Layout Structure:</w:t>
+      </w:r>
+      <w:r>
+        <w:t xml:space="preserve"> The design is </w:t>
+      </w:r>
+      <w:r>
+        <w:t>consistent throughout all the pages of website</w:t>
+      </w:r>
+      <w:r>
+        <w:t>.</w:t>
+      </w:r>
+    </w:p>
+    <w:p>
+      <w:pPr>
+        <w:numPr>
+          <w:ilvl w:val="0"/>
+          <w:numId w:val="3"/>
+        </w:numPr>
+      </w:pPr>
+      <w:r>
+        <w:rPr>
+          <w:b/>
+          <w:bCs/>
+        </w:rPr>
+        <w:lastRenderedPageBreak/>
+        <w:t>Wireframe Design:</w:t>
+      </w:r>
+    </w:p>
+    <w:p>
+      <w:pPr>
+        <w:numPr>
+          <w:ilvl w:val="1"/>
+          <w:numId w:val="3"/>
+        </w:numPr>
+      </w:pPr>
+      <w:r>
+        <w:rPr>
+          <w:b/>
+          <w:bCs/>
+        </w:rPr>
+        <w:t>Home Page:</w:t>
+      </w:r>
+      <w:r>
+        <w:t xml:space="preserve"> Uses a hero section to capture user attention immediately.</w:t>
+      </w:r>
+    </w:p>
+    <w:p>
+      <w:pPr>
+        <w:numPr>
+          <w:ilvl w:val="1"/>
+          <w:numId w:val="3"/>
+        </w:numPr>
+      </w:pPr>
+      <w:r>
+        <w:rPr>
+          <w:b/>
+          <w:bCs/>
+        </w:rPr>
+        <w:t>Contact Page:</w:t>
+      </w:r>
+      <w:r>
+        <w:t xml:space="preserve"> Features a simple, centred form layout to encourage user interaction.</w:t>
+      </w:r>
+    </w:p>
+    <w:p>
+      <w:pPr>
+        <w:numPr>
+          <w:ilvl w:val="0"/>
+          <w:numId w:val="3"/>
+        </w:numPr>
+      </w:pPr>
+      <w:r>
+        <w:rPr>
+          <w:b/>
+          <w:bCs/>
+        </w:rPr>
+        <w:t>Visual Design:</w:t>
+      </w:r>
+      <w:r>
+        <w:t xml:space="preserve"> The use of active white space is intentional and strictly maintained between elements. This is a core principle of luxury design, ensuring that the visual focus remains entirely on the high-end products without visual clutter.</w:t>
+      </w:r>
+    </w:p>
+    <w:p>
+      <w:pPr>
+        <w:rPr>
+          <w:u w:val="single"/>
+        </w:rPr>
+      </w:pPr>
+      <w:r>
+        <w:rPr>
+          <w:b/>
+          <w:bCs/>
+          <w:u w:val="single"/>
+        </w:rPr>
+        <w:t>Opening page</w:t>
+      </w:r>
+    </w:p>
+    <w:p>
+      <w:r>
+        <w:rPr>
+          <w:noProof/>
+        </w:rPr>
+        <w:drawing>
+          <wp:inline distT="0" distB="0" distL="0" distR="0" wp14:anchorId="51495226" wp14:editId="0B54DBDA">
+            <wp:extent cx="6164580" cy="4258382"/>
+            <wp:effectExtent l="0" t="0" r="7620" b="8890"/>
+            <wp:docPr id="147774448" name="Picture 1"/>
+            <wp:cNvGraphicFramePr>
+              <a:graphicFrameLocks xmlns:a="http://schemas.openxmlformats.org/drawingml/2006/main" noChangeAspect="1"/>
+            </wp:cNvGraphicFramePr>
+            <a:graphic xmlns:a="http://schemas.openxmlformats.org/drawingml/2006/main">
+              <a:graphicData uri="http://schemas.openxmlformats.org/drawingml/2006/picture">
+                <pic:pic xmlns:pic="http://schemas.openxmlformats.org/drawingml/2006/picture">
+                  <pic:nvPicPr>
+                    <pic:cNvPr id="147774448" name="Picture 147774448"/>
+                    <pic:cNvPicPr/>
+                  </pic:nvPicPr>
+                  <pic:blipFill>
+                    <a:blip r:embed="rId6" cstate="print">
+                      <a:extLst>
+                        <a:ext uri="{28A0092B-C50C-407E-A947-70E740481C1C}">
+                          <a14:useLocalDpi xmlns:a14="http://schemas.microsoft.com/office/drawing/2010/main" val="0"/>
+                        </a:ext>
+                      </a:extLst>
+                    </a:blip>
+                    <a:stretch>
+                      <a:fillRect/>
+                    </a:stretch>
+                  </pic:blipFill>
+                  <pic:spPr>
+                    <a:xfrm>
+                      <a:off x="0" y="0"/>
+                      <a:ext cx="6170596" cy="4262538"/>
+                    </a:xfrm>
+                    <a:prstGeom prst="rect">
+                      <a:avLst/>
+                    </a:prstGeom>
+                  </pic:spPr>
+                </pic:pic>
+              </a:graphicData>
+            </a:graphic>
+          </wp:inline>
+        </w:drawing>
+      </w:r>
+    </w:p>
+    <w:p>
+      <w:pPr>
+        <w:rPr>
+          <w:b/>
+          <w:bCs/>
+          <w:u w:val="single"/>
+        </w:rPr>
+      </w:pPr>
+      <w:r>
+        <w:rPr>
+          <w:b/>
+          <w:bCs/>
+          <w:u w:val="single"/>
+        </w:rPr>
+        <w:t>Home page</w:t>
+      </w:r>
+    </w:p>
+    <w:p>
+      <w:pPr>
+        <w:ind w:left="-737"/>
+      </w:pPr>
+      <w:r>
+        <w:rPr>
+          <w:noProof/>
+        </w:rPr>
+        <w:lastRenderedPageBreak/>
+        <w:drawing>
+          <wp:inline distT="0" distB="0" distL="0" distR="0" wp14:anchorId="4D6CF951" wp14:editId="34A266C0">
+            <wp:extent cx="6897708" cy="3962400"/>
+            <wp:effectExtent l="0" t="0" r="0" b="0"/>
+            <wp:docPr id="304150974" name="Picture 2"/>
+            <wp:cNvGraphicFramePr>
+              <a:graphicFrameLocks xmlns:a="http://schemas.openxmlformats.org/drawingml/2006/main" noChangeAspect="1"/>
+            </wp:cNvGraphicFramePr>
+            <a:graphic xmlns:a="http://schemas.openxmlformats.org/drawingml/2006/main">
+              <a:graphicData uri="http://schemas.openxmlformats.org/drawingml/2006/picture">
+                <pic:pic xmlns:pic="http://schemas.openxmlformats.org/drawingml/2006/picture">
+                  <pic:nvPicPr>
+                    <pic:cNvPr id="304150974" name="Picture 304150974"/>
+                    <pic:cNvPicPr/>
+                  </pic:nvPicPr>
+                  <pic:blipFill>
+                    <a:blip r:embed="rId7">
+                      <a:extLst>
+                        <a:ext uri="{28A0092B-C50C-407E-A947-70E740481C1C}">
+                          <a14:useLocalDpi xmlns:a14="http://schemas.microsoft.com/office/drawing/2010/main" val="0"/>
+                        </a:ext>
+                      </a:extLst>
+                    </a:blip>
+                    <a:stretch>
+                      <a:fillRect/>
+                    </a:stretch>
+                  </pic:blipFill>
+                  <pic:spPr>
+                    <a:xfrm>
+                      <a:off x="0" y="0"/>
+                      <a:ext cx="6903909" cy="3965962"/>
+                    </a:xfrm>
+                    <a:prstGeom prst="rect">
+                      <a:avLst/>
+                    </a:prstGeom>
+                  </pic:spPr>
+                </pic:pic>
+              </a:graphicData>
+            </a:graphic>
+          </wp:inline>
+        </w:drawing>
+      </w:r>
+    </w:p>
+    <w:p>
+      <w:pPr>
+        <w:ind w:left="-737"/>
+        <w:rPr>
+          <w:b/>
+          <w:bCs/>
+          <w:u w:val="single"/>
+        </w:rPr>
+      </w:pPr>
+      <w:r>
+        <w:rPr>
+          <w:b/>
+          <w:bCs/>
+          <w:u w:val="single"/>
+        </w:rPr>
+        <w:t>About page</w:t>
+      </w:r>
+    </w:p>
+    <w:p>
+      <w:pPr>
+        <w:ind w:left="-737"/>
+        <w:rPr>
+          <w:b/>
+          <w:bCs/>
+          <w:u w:val="single"/>
+        </w:rPr>
+      </w:pPr>
+      <w:r>
+        <w:rPr>
+          <w:b/>
+          <w:bCs/>
+          <w:noProof/>
+          <w:u w:val="single"/>
+        </w:rPr>
+        <w:drawing>
+          <wp:inline distT="0" distB="0" distL="0" distR="0" wp14:anchorId="1BB4A25F" wp14:editId="3F5FCC34">
+            <wp:extent cx="6897370" cy="4185342"/>
+            <wp:effectExtent l="0" t="0" r="0" b="5715"/>
+            <wp:docPr id="1430795343" name="Picture 3"/>
+            <wp:cNvGraphicFramePr>
+              <a:graphicFrameLocks xmlns:a="http://schemas.openxmlformats.org/drawingml/2006/main" noChangeAspect="1"/>
+            </wp:cNvGraphicFramePr>
+            <a:graphic xmlns:a="http://schemas.openxmlformats.org/drawingml/2006/main">
+              <a:graphicData uri="http://schemas.openxmlformats.org/drawingml/2006/picture">
+                <pic:pic xmlns:pic="http://schemas.openxmlformats.org/drawingml/2006/picture">
+                  <pic:nvPicPr>
+                    <pic:cNvPr id="1430795343" name="Picture 1430795343"/>
+                    <pic:cNvPicPr/>
+                  </pic:nvPicPr>
+                  <pic:blipFill>
+                    <a:blip r:embed="rId8">
+                      <a:extLst>
+                        <a:ext uri="{28A0092B-C50C-407E-A947-70E740481C1C}">
+                          <a14:useLocalDpi xmlns:a14="http://schemas.microsoft.com/office/drawing/2010/main" val="0"/>
+                        </a:ext>
+                      </a:extLst>
+                    </a:blip>
+                    <a:stretch>
+                      <a:fillRect/>
+                    </a:stretch>
+                  </pic:blipFill>
+                  <pic:spPr>
+                    <a:xfrm>
+                      <a:off x="0" y="0"/>
+                      <a:ext cx="6912563" cy="4194561"/>
+                    </a:xfrm>
+                    <a:prstGeom prst="rect">
+                      <a:avLst/>
+                    </a:prstGeom>
+                  </pic:spPr>
+                </pic:pic>
+              </a:graphicData>
+            </a:graphic>
+          </wp:inline>
+        </w:drawing>
+      </w:r>
+    </w:p>
+    <w:p>
+      <w:pPr>
+        <w:ind w:left="-737"/>
+        <w:rPr>
+          <w:b/>
+          <w:bCs/>
+          <w:u w:val="single"/>
+        </w:rPr>
+      </w:pPr>
+      <w:r>
+        <w:rPr>
+          <w:b/>
+          <w:bCs/>
+          <w:u w:val="single"/>
+        </w:rPr>
+        <w:lastRenderedPageBreak/>
+        <w:t>Collection</w:t>
+      </w:r>
+    </w:p>
+    <w:p>
+      <w:pPr>
+        <w:ind w:left="-737"/>
+        <w:rPr>
+          <w:b/>
+          <w:bCs/>
+          <w:u w:val="single"/>
+        </w:rPr>
+      </w:pPr>
+      <w:r>
+        <w:rPr>
+          <w:b/>
+          <w:bCs/>
+          <w:noProof/>
+          <w:u w:val="single"/>
+        </w:rPr>
+        <w:drawing>
+          <wp:inline distT="0" distB="0" distL="0" distR="0" wp14:anchorId="18132A5C" wp14:editId="0E8A0E10">
+            <wp:extent cx="6860569" cy="5760720"/>
+            <wp:effectExtent l="0" t="0" r="0" b="0"/>
+            <wp:docPr id="979852442" name="Picture 4"/>
+            <wp:cNvGraphicFramePr>
+              <a:graphicFrameLocks xmlns:a="http://schemas.openxmlformats.org/drawingml/2006/main" noChangeAspect="1"/>
+            </wp:cNvGraphicFramePr>
+            <a:graphic xmlns:a="http://schemas.openxmlformats.org/drawingml/2006/main">
+              <a:graphicData uri="http://schemas.openxmlformats.org/drawingml/2006/picture">
+                <pic:pic xmlns:pic="http://schemas.openxmlformats.org/drawingml/2006/picture">
+                  <pic:nvPicPr>
+                    <pic:cNvPr id="979852442" name="Picture 979852442"/>
+                    <pic:cNvPicPr/>
+                  </pic:nvPicPr>
+                  <pic:blipFill>
+                    <a:blip r:embed="rId9">
+                      <a:extLst>
+                        <a:ext uri="{28A0092B-C50C-407E-A947-70E740481C1C}">
+                          <a14:useLocalDpi xmlns:a14="http://schemas.microsoft.com/office/drawing/2010/main" val="0"/>
+                        </a:ext>
+                      </a:extLst>
+                    </a:blip>
+                    <a:stretch>
+                      <a:fillRect/>
+                    </a:stretch>
+                  </pic:blipFill>
+                  <pic:spPr>
+                    <a:xfrm>
+                      <a:off x="0" y="0"/>
+                      <a:ext cx="6873476" cy="5771558"/>
+                    </a:xfrm>
+                    <a:prstGeom prst="rect">
+                      <a:avLst/>
+                    </a:prstGeom>
+                  </pic:spPr>
+                </pic:pic>
+              </a:graphicData>
+            </a:graphic>
+          </wp:inline>
+        </w:drawing>
+      </w:r>
+    </w:p>
+    <w:p>
+      <w:pPr>
+        <w:ind w:left="-737"/>
+        <w:rPr>
+          <w:b/>
+          <w:bCs/>
+          <w:u w:val="single"/>
+        </w:rPr>
+      </w:pPr>
+      <w:r>
+        <w:rPr>
+          <w:b/>
+          <w:bCs/>
+          <w:u w:val="single"/>
+        </w:rPr>
+        <w:t>Service page</w:t>
+      </w:r>
+    </w:p>
+    <w:p>
+      <w:pPr>
+        <w:ind w:left="-737"/>
+        <w:rPr>
+          <w:b/>
+          <w:bCs/>
+          <w:u w:val="single"/>
+        </w:rPr>
+      </w:pPr>
+      <w:r>
+        <w:rPr>
+          <w:b/>
+          <w:bCs/>
+          <w:noProof/>
+          <w:u w:val="single"/>
+        </w:rPr>
+        <w:lastRenderedPageBreak/>
+        <w:drawing>
+          <wp:inline distT="0" distB="0" distL="0" distR="0" wp14:anchorId="61013708" wp14:editId="7807B66C">
+            <wp:extent cx="6850380" cy="5352950"/>
+            <wp:effectExtent l="0" t="0" r="7620" b="635"/>
+            <wp:docPr id="1015352665" name="Picture 5"/>
+            <wp:cNvGraphicFramePr>
+              <a:graphicFrameLocks xmlns:a="http://schemas.openxmlformats.org/drawingml/2006/main" noChangeAspect="1"/>
+            </wp:cNvGraphicFramePr>
+            <a:graphic xmlns:a="http://schemas.openxmlformats.org/drawingml/2006/main">
+              <a:graphicData uri="http://schemas.openxmlformats.org/drawingml/2006/picture">
+                <pic:pic xmlns:pic="http://schemas.openxmlformats.org/drawingml/2006/picture">
+                  <pic:nvPicPr>
+                    <pic:cNvPr id="1015352665" name="Picture 1015352665"/>
+                    <pic:cNvPicPr/>
+                  </pic:nvPicPr>
+                  <pic:blipFill>
+                    <a:blip r:embed="rId10">
+                      <a:extLst>
+                        <a:ext uri="{28A0092B-C50C-407E-A947-70E740481C1C}">
+                          <a14:useLocalDpi xmlns:a14="http://schemas.microsoft.com/office/drawing/2010/main" val="0"/>
+                        </a:ext>
+                      </a:extLst>
+                    </a:blip>
+                    <a:stretch>
+                      <a:fillRect/>
+                    </a:stretch>
+                  </pic:blipFill>
+                  <pic:spPr>
+                    <a:xfrm>
+                      <a:off x="0" y="0"/>
+                      <a:ext cx="6862132" cy="5362133"/>
+                    </a:xfrm>
+                    <a:prstGeom prst="rect">
+                      <a:avLst/>
+                    </a:prstGeom>
+                  </pic:spPr>
+                </pic:pic>
+              </a:graphicData>
+            </a:graphic>
+          </wp:inline>
+        </w:drawing>
+      </w:r>
+    </w:p>
+    <w:p>
+      <w:pPr>
+        <w:ind w:left="-737"/>
+        <w:rPr>
+          <w:b/>
+          <w:bCs/>
+          <w:u w:val="single"/>
+        </w:rPr>
+      </w:pPr>
+      <w:r>
+        <w:rPr>
+          <w:b/>
+          <w:bCs/>
+          <w:u w:val="single"/>
+        </w:rPr>
+        <w:t xml:space="preserve">Contact </w:t>
+      </w:r>
+      <w:r>
+        <w:rPr>
+          <w:b/>
+          <w:bCs/>
+          <w:u w:val="single"/>
+        </w:rPr>
+        <w:t>page.</w:t>
+      </w:r>
+    </w:p>
+    <w:p>
+      <w:pPr>
+        <w:ind w:left="-737"/>
+        <w:rPr>
+          <w:b/>
+          <w:bCs/>
+          <w:u w:val="single"/>
+        </w:rPr>
+      </w:pPr>
+      <w:r>
+        <w:rPr>
+          <w:b/>
+          <w:bCs/>
+          <w:noProof/>
+          <w:u w:val="single"/>
+        </w:rPr>
+        <w:lastRenderedPageBreak/>
+        <w:drawing>
+          <wp:inline distT="0" distB="0" distL="0" distR="0" wp14:anchorId="1E719B0F" wp14:editId="22D25439">
+            <wp:extent cx="6766560" cy="5715517"/>
+            <wp:effectExtent l="0" t="0" r="0" b="0"/>
+            <wp:docPr id="443486720" name="Picture 6"/>
+            <wp:cNvGraphicFramePr>
+              <a:graphicFrameLocks xmlns:a="http://schemas.openxmlformats.org/drawingml/2006/main" noChangeAspect="1"/>
+            </wp:cNvGraphicFramePr>
+            <a:graphic xmlns:a="http://schemas.openxmlformats.org/drawingml/2006/main">
+              <a:graphicData uri="http://schemas.openxmlformats.org/drawingml/2006/picture">
+                <pic:pic xmlns:pic="http://schemas.openxmlformats.org/drawingml/2006/picture">
+                  <pic:nvPicPr>
+                    <pic:cNvPr id="443486720" name="Picture 443486720"/>
+                    <pic:cNvPicPr/>
+                  </pic:nvPicPr>
+                  <pic:blipFill>
+                    <a:blip r:embed="rId11">
+                      <a:extLst>
+                        <a:ext uri="{28A0092B-C50C-407E-A947-70E740481C1C}">
+                          <a14:useLocalDpi xmlns:a14="http://schemas.microsoft.com/office/drawing/2010/main" val="0"/>
+                        </a:ext>
+                      </a:extLst>
+                    </a:blip>
+                    <a:stretch>
+                      <a:fillRect/>
+                    </a:stretch>
+                  </pic:blipFill>
+                  <pic:spPr>
+                    <a:xfrm>
+                      <a:off x="0" y="0"/>
+                      <a:ext cx="6776350" cy="5723787"/>
+                    </a:xfrm>
+                    <a:prstGeom prst="rect">
+                      <a:avLst/>
+                    </a:prstGeom>
+                  </pic:spPr>
+                </pic:pic>
+              </a:graphicData>
+            </a:graphic>
+          </wp:inline>
+        </w:drawing>
+      </w:r>
+    </w:p>
+    <w:p>
+      <w:pPr>
+        <w:ind w:left="-737"/>
+        <w:rPr>
+          <w:b/>
+          <w:bCs/>
+          <w:u w:val="single"/>
+        </w:rPr>
+      </w:pPr>
+    </w:p>
+    <w:p>
+      <w:pPr>
+        <w:rPr>
+          <w:sz w:val="28"/>
+          <w:szCs w:val="28"/>
+        </w:rPr>
+      </w:pPr>
+      <w:r>
+        <w:rPr>
+          <w:b/>
+          <w:bCs/>
+          <w:sz w:val="28"/>
+          <w:szCs w:val="28"/>
+        </w:rPr>
+        <w:t xml:space="preserve">4. </w:t>
+      </w:r>
+      <w:r>
+        <w:rPr>
+          <w:b/>
+          <w:bCs/>
+          <w:sz w:val="28"/>
+          <w:szCs w:val="28"/>
+          <w:u w:val="single"/>
+        </w:rPr>
+        <w:t>Technical Brief</w:t>
+      </w:r>
+    </w:p>
+    <w:p>
+      <w:r>
+        <w:t>The website is developed using modern technologies to ensure performance and responsiveness:</w:t>
+      </w:r>
+    </w:p>
+    <w:p>
+      <w:pPr>
+        <w:numPr>
+          <w:ilvl w:val="0"/>
+          <w:numId w:val="4"/>
+        </w:numPr>
+      </w:pPr>
+      <w:r>
+        <w:rPr>
+          <w:b/>
+          <w:bCs/>
+        </w:rPr>
+        <w:t>Languages:</w:t>
+      </w:r>
+      <w:r>
+        <w:t xml:space="preserve"> HTML5 is used for semantic structure, while CSS3 is applied for styling elements such as typography, fonts, </w:t>
+      </w:r>
+      <w:r>
+        <w:t>colours</w:t>
+      </w:r>
+      <w:r>
+        <w:t>, and custom animations.</w:t>
+      </w:r>
+    </w:p>
+    <w:p>
+      <w:pPr>
+        <w:numPr>
+          <w:ilvl w:val="0"/>
+          <w:numId w:val="4"/>
+        </w:numPr>
+      </w:pPr>
+      <w:r>
+        <w:rPr>
+          <w:b/>
+          <w:bCs/>
+        </w:rPr>
+        <w:t>Framework:</w:t>
+      </w:r>
+      <w:r>
+        <w:t xml:space="preserve"> Bootstrap</w:t>
+      </w:r>
+      <w:r>
+        <w:t>s</w:t>
+      </w:r>
+      <w:r>
+        <w:t xml:space="preserve"> is u</w:t>
+      </w:r>
+      <w:r>
+        <w:t xml:space="preserve">sed </w:t>
+      </w:r>
+      <w:r>
+        <w:t>for its mobile-first responsive grid system, simplifying layout design and ensuring the site functions perfectly on all devices.</w:t>
+      </w:r>
+    </w:p>
+    <w:p>
+      <w:pPr>
+        <w:numPr>
+          <w:ilvl w:val="0"/>
+          <w:numId w:val="4"/>
+        </w:numPr>
+      </w:pPr>
+      <w:r>
+        <w:rPr>
+          <w:b/>
+          <w:bCs/>
+        </w:rPr>
+        <w:t>Graphics Tools:</w:t>
+      </w:r>
+      <w:r>
+        <w:t xml:space="preserve"> GIMP is used to edit and optimize images, reducing file sizes while maintaining high visual quality to improve page load speeds.</w:t>
+      </w:r>
+    </w:p>
+    <w:p>
+      <w:pPr>
+        <w:numPr>
+          <w:ilvl w:val="0"/>
+          <w:numId w:val="4"/>
+        </w:numPr>
+      </w:pPr>
+      <w:r>
+        <w:rPr>
+          <w:b/>
+          <w:bCs/>
+        </w:rPr>
+        <w:lastRenderedPageBreak/>
+        <w:t>Development Tools:</w:t>
+      </w:r>
+      <w:r>
+        <w:t xml:space="preserve"> Visual Studio Code is used for coding, and GitHub is used for robust version control and project management.</w:t>
+      </w:r>
+    </w:p>
     <w:p/>
+    <w:p>
+      <w:pPr>
+        <w:rPr>
+          <w:sz w:val="28"/>
+          <w:szCs w:val="28"/>
+        </w:rPr>
+      </w:pPr>
+      <w:r>
+        <w:rPr>
+          <w:b/>
+          <w:bCs/>
+          <w:sz w:val="28"/>
+          <w:szCs w:val="28"/>
+        </w:rPr>
+        <w:t xml:space="preserve">5. </w:t>
+      </w:r>
+      <w:r>
+        <w:rPr>
+          <w:b/>
+          <w:bCs/>
+          <w:sz w:val="28"/>
+          <w:szCs w:val="28"/>
+          <w:u w:val="single"/>
+        </w:rPr>
+        <w:t>Quality Assurance</w:t>
+      </w:r>
+    </w:p>
+    <w:p>
+      <w:r>
+        <w:t>To ensure the site provides a high-quality user experience and functions properly, the following testing techniques are implemented:</w:t>
+      </w:r>
+    </w:p>
+    <w:p>
+      <w:pPr>
+        <w:numPr>
+          <w:ilvl w:val="0"/>
+          <w:numId w:val="5"/>
+        </w:numPr>
+      </w:pPr>
+      <w:r>
+        <w:rPr>
+          <w:b/>
+          <w:bCs/>
+        </w:rPr>
+        <w:t>Cross-Browser Testing:</w:t>
+      </w:r>
+      <w:r>
+        <w:t xml:space="preserve"> The site is validated across Google Chrome, Safari, and Microsoft Edge to ensure consistent appearance, styling, and functionality.</w:t>
+      </w:r>
+    </w:p>
+    <w:p>
+      <w:pPr>
+        <w:numPr>
+          <w:ilvl w:val="0"/>
+          <w:numId w:val="5"/>
+        </w:numPr>
+      </w:pPr>
+      <w:r>
+        <w:rPr>
+          <w:b/>
+          <w:bCs/>
+        </w:rPr>
+        <w:t>Responsive Testing:</w:t>
+      </w:r>
+      <w:r>
+        <w:t xml:space="preserve"> Chrome DevTools are utilized to simulate different viewport resolutions and verify the appearance on various screen sizes, including mobile, tablet, and desktop.</w:t>
+      </w:r>
+    </w:p>
+    <w:p>
+      <w:pPr>
+        <w:numPr>
+          <w:ilvl w:val="0"/>
+          <w:numId w:val="5"/>
+        </w:numPr>
+      </w:pPr>
+      <w:r>
+        <w:rPr>
+          <w:b/>
+          <w:bCs/>
+        </w:rPr>
+        <w:t>Functionality Testing:</w:t>
+      </w:r>
+      <w:r>
+        <w:t xml:space="preserve"> The contact form is </w:t>
+      </w:r>
+      <w:r>
+        <w:t>assessed</w:t>
+      </w:r>
+      <w:r>
+        <w:t xml:space="preserve"> to ensure all HTML5 "Required" attributes are functioning correctly and that submissions are processed without errors.</w:t>
+      </w:r>
+    </w:p>
+    <w:p/>
+    <w:p>
+      <w:pPr>
+        <w:rPr>
+          <w:sz w:val="28"/>
+          <w:szCs w:val="28"/>
+        </w:rPr>
+      </w:pPr>
+      <w:r>
+        <w:rPr>
+          <w:b/>
+          <w:bCs/>
+          <w:sz w:val="28"/>
+          <w:szCs w:val="28"/>
+        </w:rPr>
+        <w:t xml:space="preserve">6. </w:t>
+      </w:r>
+      <w:r>
+        <w:rPr>
+          <w:b/>
+          <w:bCs/>
+          <w:sz w:val="28"/>
+          <w:szCs w:val="28"/>
+          <w:u w:val="single"/>
+        </w:rPr>
+        <w:t xml:space="preserve">Publishing </w:t>
+      </w:r>
+      <w:r>
+        <w:rPr>
+          <w:b/>
+          <w:bCs/>
+          <w:sz w:val="28"/>
+          <w:szCs w:val="28"/>
+          <w:u w:val="single"/>
+        </w:rPr>
+        <w:t>and</w:t>
+      </w:r>
+      <w:r>
+        <w:rPr>
+          <w:b/>
+          <w:bCs/>
+          <w:sz w:val="28"/>
+          <w:szCs w:val="28"/>
+          <w:u w:val="single"/>
+        </w:rPr>
+        <w:t xml:space="preserve"> Promotion</w:t>
+      </w:r>
+    </w:p>
+    <w:p>
+      <w:r>
+        <w:t>The website is hosted on GitHub Pages, providing reliable and fast hosting.</w:t>
+      </w:r>
+    </w:p>
+    <w:p>
+      <w:pPr>
+        <w:numPr>
+          <w:ilvl w:val="0"/>
+          <w:numId w:val="6"/>
+        </w:numPr>
+      </w:pPr>
+      <w:r>
+        <w:rPr>
+          <w:b/>
+          <w:bCs/>
+        </w:rPr>
+        <w:t>Issue-Out</w:t>
+      </w:r>
+      <w:r>
+        <w:rPr>
+          <w:b/>
+          <w:bCs/>
+        </w:rPr>
+        <w:t xml:space="preserve"> Process:</w:t>
+      </w:r>
+    </w:p>
+    <w:p>
+      <w:pPr>
+        <w:numPr>
+          <w:ilvl w:val="0"/>
+          <w:numId w:val="7"/>
+        </w:numPr>
+      </w:pPr>
+      <w:r>
+        <w:t>Initialize the local repository using git init.</w:t>
+      </w:r>
+    </w:p>
+    <w:p>
+      <w:pPr>
+        <w:numPr>
+          <w:ilvl w:val="0"/>
+          <w:numId w:val="7"/>
+        </w:numPr>
+      </w:pPr>
+      <w:r>
+        <w:t xml:space="preserve">Stage and add all project files </w:t>
+      </w:r>
+      <w:r>
+        <w:t>on the</w:t>
+      </w:r>
+      <w:r>
+        <w:t xml:space="preserve"> </w:t>
+      </w:r>
+      <w:r>
+        <w:t>G</w:t>
+      </w:r>
+      <w:r>
+        <w:t>it</w:t>
+      </w:r>
+      <w:r>
+        <w:t>Hub</w:t>
+      </w:r>
+      <w:r>
+        <w:t xml:space="preserve"> </w:t>
+      </w:r>
+      <w:r>
+        <w:t>repository.</w:t>
+      </w:r>
+    </w:p>
+    <w:p>
+      <w:pPr>
+        <w:numPr>
+          <w:ilvl w:val="0"/>
+          <w:numId w:val="7"/>
+        </w:numPr>
+      </w:pPr>
+      <w:r>
+        <w:t>Save changes with Git</w:t>
+      </w:r>
+      <w:r>
+        <w:t>Hub</w:t>
+      </w:r>
+      <w:r>
+        <w:t xml:space="preserve"> commit - "final submission ".</w:t>
+      </w:r>
+    </w:p>
+    <w:p>
+      <w:pPr>
+        <w:numPr>
+          <w:ilvl w:val="0"/>
+          <w:numId w:val="7"/>
+        </w:numPr>
+      </w:pPr>
+      <w:r>
+        <w:t>Publish to the live server using Git</w:t>
+      </w:r>
+      <w:r>
+        <w:t>Hub</w:t>
+      </w:r>
+      <w:r>
+        <w:t>.</w:t>
+      </w:r>
+    </w:p>
+    <w:p>
+      <w:pPr>
+        <w:numPr>
+          <w:ilvl w:val="0"/>
+          <w:numId w:val="8"/>
+        </w:numPr>
+      </w:pPr>
+      <w:r>
+        <w:rPr>
+          <w:b/>
+          <w:bCs/>
+        </w:rPr>
+        <w:t>Live Website Link:</w:t>
+      </w:r>
+    </w:p>
+    <w:p>
+      <w:pPr>
+        <w:ind w:left="720"/>
+      </w:pPr>
+      <w:r>
+        <w:t>https://tumi065.github.io/cse25-326</w:t>
+      </w:r>
+      <w:r>
+        <w:t>/</w:t>
+      </w:r>
+    </w:p>
+    <w:p>
+      <w:pPr>
+        <w:rPr>
+          <w:sz w:val="28"/>
+          <w:szCs w:val="28"/>
+        </w:rPr>
+      </w:pPr>
+      <w:r>
+        <w:rPr>
+          <w:b/>
+          <w:bCs/>
+          <w:sz w:val="28"/>
+          <w:szCs w:val="28"/>
+        </w:rPr>
+        <w:t xml:space="preserve">7. </w:t>
+      </w:r>
+      <w:r>
+        <w:rPr>
+          <w:b/>
+          <w:bCs/>
+          <w:sz w:val="28"/>
+          <w:szCs w:val="28"/>
+          <w:u w:val="single"/>
+        </w:rPr>
+        <w:t>Future Developments/Recommendations</w:t>
+      </w:r>
+    </w:p>
+    <w:p>
+      <w:r>
+        <w:t>To enhance the website further, the following improvements are suggested:</w:t>
+      </w:r>
+    </w:p>
+    <w:p>
+      <w:pPr>
+        <w:numPr>
+          <w:ilvl w:val="0"/>
+          <w:numId w:val="9"/>
+        </w:numPr>
+      </w:pPr>
+      <w:r>
+        <w:rPr>
+          <w:b/>
+          <w:bCs/>
+        </w:rPr>
+        <w:t>Search Feature:</w:t>
+      </w:r>
+      <w:r>
+        <w:t xml:space="preserve"> Add </w:t>
+      </w:r>
+      <w:r>
+        <w:t>a search</w:t>
+      </w:r>
+      <w:r>
+        <w:t xml:space="preserve"> function to help users quickly find specific watch models.</w:t>
+      </w:r>
+    </w:p>
+    <w:p>
+      <w:pPr>
+        <w:numPr>
+          <w:ilvl w:val="0"/>
+          <w:numId w:val="9"/>
+        </w:numPr>
+      </w:pPr>
+      <w:r>
+        <w:rPr>
+          <w:b/>
+          <w:bCs/>
+        </w:rPr>
+        <w:t>Performance Improvement:</w:t>
+      </w:r>
+      <w:r>
+        <w:t xml:space="preserve"> Implement "Lazy Loading" for images to reduce initial page load time, especially for users on slower mobile networks.</w:t>
+      </w:r>
+    </w:p>
+    <w:p>
+      <w:pPr>
+        <w:numPr>
+          <w:ilvl w:val="0"/>
+          <w:numId w:val="9"/>
+        </w:numPr>
+      </w:pPr>
+      <w:r>
+        <w:rPr>
+          <w:b/>
+          <w:bCs/>
+        </w:rPr>
+        <w:lastRenderedPageBreak/>
+        <w:t>Advanced Features:</w:t>
+      </w:r>
+      <w:r>
+        <w:t xml:space="preserve"> Introduc</w:t>
+      </w:r>
+      <w:r>
+        <w:t>tion</w:t>
+      </w:r>
+      <w:r>
+        <w:t xml:space="preserve"> </w:t>
+      </w:r>
+      <w:r>
+        <w:t>of</w:t>
+      </w:r>
+      <w:r>
+        <w:t xml:space="preserve"> </w:t>
+      </w:r>
+      <w:r>
+        <w:t xml:space="preserve">a </w:t>
+      </w:r>
+      <w:r>
+        <w:t>comparison</w:t>
+      </w:r>
+      <w:r>
+        <w:t xml:space="preserve"> feature</w:t>
+      </w:r>
+      <w:r>
+        <w:t xml:space="preserve"> that allows users to view and compare technical specifications of multiple watches side-by-side.</w:t>
+      </w:r>
+    </w:p>
+    <w:p>
+      <w:pPr>
+        <w:ind w:left="-737"/>
+        <w:rPr>
+          <w:b/>
+          <w:bCs/>
+          <w:u w:val="single"/>
+        </w:rPr>
+      </w:pPr>
+    </w:p>
     <w:sectPr>
       <w:pgSz w:w="11906" w:h="16838"/>
       <w:pgMar w:top="1440" w:right="1440" w:bottom="1440" w:left="1440" w:header="708" w:footer="708" w:gutter="0"/>
